--- a/testakten/rentenrecht-fremdrente-russlanddeutscher-sibirien-bielefeld/03_arbeitsbuch_uebersetzung_auszug.docx
+++ b/testakten/rentenrecht-fremdrente-russlanddeutscher-sibirien-bielefeld/03_arbeitsbuch_uebersetzung_auszug.docx
@@ -20,7 +20,7 @@
         <w:spacing w:after="160" w:line="259" w:lineRule="auto"/>
       </w:pPr>
       <w:r>
-        <w:t>Detmolder Straße 63, 33604 Bielefeld · Telefon 0521 88 41 27 · gerlach.Übersetzungen@example</w:t>
+        <w:t>Detmolder Straße 63, 33604 Bielefeld · Telefon 0521 88 41 27 · gerlach@sprachendienst-bielefeld.de</w:t>
       </w:r>
     </w:p>
     <w:p>

--- a/testakten/rentenrecht-fremdrente-russlanddeutscher-sibirien-bielefeld/03_arbeitsbuch_uebersetzung_auszug.docx
+++ b/testakten/rentenrecht-fremdrente-russlanddeutscher-sibirien-bielefeld/03_arbeitsbuch_uebersetzung_auszug.docx
@@ -20,7 +20,7 @@
         <w:spacing w:after="160" w:line="259" w:lineRule="auto"/>
       </w:pPr>
       <w:r>
-        <w:t>Detmolder Straße 63, 33604 Bielefeld · Telefon 0521 88 41 27 · gerlach@sprachendienst-bielefeld.de</w:t>
+        <w:t>Detmolder Straße 63, 33604 Bielefeld · Telefon 0521 88 41 27 · gerlach.Übersetzungen@example</w:t>
       </w:r>
     </w:p>
     <w:p>

--- a/testakten/rentenrecht-fremdrente-russlanddeutscher-sibirien-bielefeld/03_arbeitsbuch_uebersetzung_auszug.docx
+++ b/testakten/rentenrecht-fremdrente-russlanddeutscher-sibirien-bielefeld/03_arbeitsbuch_uebersetzung_auszug.docx
@@ -20,7 +20,7 @@
         <w:spacing w:after="160" w:line="259" w:lineRule="auto"/>
       </w:pPr>
       <w:r>
-        <w:t>Detmolder Straße 63, 33604 Bielefeld · Telefon 0521 88 41 27 · gerlach.Übersetzungen@example</w:t>
+        <w:t>Detmolder Straße 63, 33604 Bielefeld · Telefon 0521 88 41 27 · post@gerlach-uebersetzungen.de</w:t>
       </w:r>
     </w:p>
     <w:p>
